--- a/LC/diet/allowed-foods-list.docx
+++ b/LC/diet/allowed-foods-list.docx
@@ -90,43 +90,43 @@
           <w:sz w:val="21"/>
           <w:szCs w:val="21"/>
         </w:rPr>
-        <w:t xml:space="preserve">Fresh chicken breast and turkey (cooked and eaten same day)</w:t>
-      </w:r>
-    </w:p>
-    <w:p>
-      <w:pPr>
-        <w:pStyle w:val="ListParagraph"/>
-        <w:numPr>
-          <w:ilvl w:val="0"/>
-          <w:numId w:val="2"/>
-        </w:numPr>
-        <w:spacing w:after="40"/>
-      </w:pPr>
-      <w:r>
-        <w:rPr>
-          <w:color w:val="222222"/>
-          <w:sz w:val="21"/>
-          <w:szCs w:val="21"/>
-        </w:rPr>
-        <w:t xml:space="preserve">Fresh white fish — cod, trout, halibut</w:t>
-      </w:r>
-    </w:p>
-    <w:p>
-      <w:pPr>
-        <w:pStyle w:val="ListParagraph"/>
-        <w:numPr>
-          <w:ilvl w:val="0"/>
-          <w:numId w:val="2"/>
-        </w:numPr>
-        <w:spacing w:after="40"/>
-      </w:pPr>
-      <w:r>
-        <w:rPr>
-          <w:color w:val="222222"/>
-          <w:sz w:val="21"/>
-          <w:szCs w:val="21"/>
-        </w:rPr>
-        <w:t xml:space="preserve">Fresh shrimp (if tolerated)</w:t>
+        <w:t xml:space="preserve">Fresh chicken breast and chicken thigh (cooked and eaten same day)</w:t>
+      </w:r>
+    </w:p>
+    <w:p>
+      <w:pPr>
+        <w:pStyle w:val="ListParagraph"/>
+        <w:numPr>
+          <w:ilvl w:val="0"/>
+          <w:numId w:val="2"/>
+        </w:numPr>
+        <w:spacing w:after="40"/>
+      </w:pPr>
+      <w:r>
+        <w:rPr>
+          <w:color w:val="222222"/>
+          <w:sz w:val="21"/>
+          <w:szCs w:val="21"/>
+        </w:rPr>
+        <w:t xml:space="preserve">Fresh turkey</w:t>
+      </w:r>
+    </w:p>
+    <w:p>
+      <w:pPr>
+        <w:pStyle w:val="ListParagraph"/>
+        <w:numPr>
+          <w:ilvl w:val="0"/>
+          <w:numId w:val="2"/>
+        </w:numPr>
+        <w:spacing w:after="40"/>
+      </w:pPr>
+      <w:r>
+        <w:rPr>
+          <w:color w:val="222222"/>
+          <w:sz w:val="21"/>
+          <w:szCs w:val="21"/>
+        </w:rPr>
+        <w:t xml:space="preserve">Fresh pork loin</w:t>
       </w:r>
     </w:p>
     <w:p>
@@ -516,7 +516,7 @@
           <w:sz w:val="21"/>
           <w:szCs w:val="21"/>
         </w:rPr>
-        <w:t xml:space="preserve">Unripe (still slightly green) banana</w:t>
+        <w:t xml:space="preserve">Dragon fruit</w:t>
       </w:r>
     </w:p>
     <w:p>
@@ -970,7 +970,7 @@
           <w:sz w:val="21"/>
           <w:szCs w:val="21"/>
         </w:rPr>
-        <w:t xml:space="preserve">Canned or aged fish (tuna, sardines, anchovies)</w:t>
+        <w:t xml:space="preserve">Fish and shellfish — cod, trout, other white fish, shrimp, canned or aged fish (tuna, sardines, anchovies)</w:t>
       </w:r>
     </w:p>
     <w:p>
@@ -1182,7 +1182,7 @@
           <w:sz w:val="21"/>
           <w:szCs w:val="21"/>
         </w:rPr>
-        <w:t xml:space="preserve">Ripe banana</w:t>
+        <w:t xml:space="preserve">Banana (ripe or unripe)</w:t>
       </w:r>
     </w:p>
     <w:p>
